--- a/A06/A06 - Kriptohamyon xavfsizligini tahlil qilish va token ruxsatlarini boshqarish.docx
+++ b/A06/A06 - Kriptohamyon xavfsizligini tahlil qilish va token ruxsatlarini boshqarish.docx
@@ -241,7 +241,7 @@
         <w:pStyle w:val="ListBullet"/>
       </w:pPr>
       <w:r>
-        <w:t>Python 3 (qo‘shimcha paketlarsiz), A07 mavzusiga oid kodlar to‘plamidagi 2 ta skript.</w:t>
+        <w:t>Python 3 (qo‘shimcha paketlarsiz), A6 mavzusiga oid kodlar to‘plamidagi 2 ta skript.</w:t>
       </w:r>
     </w:p>
     <w:p>

--- a/A06/A06 - Kriptohamyon xavfsizligini tahlil qilish va token ruxsatlarini boshqarish.docx
+++ b/A06/A06 - Kriptohamyon xavfsizligini tahlil qilish va token ruxsatlarini boshqarish.docx
@@ -1403,7 +1403,7 @@
                 <w:color w:val="1E1A3B"/>
                 <w:sz w:val="18"/>
               </w:rPr>
-              <w:t>Ball</w:t>
+              <w:t>Ulushi</w:t>
             </w:r>
           </w:p>
         </w:tc>
@@ -1462,7 +1462,7 @@
                 <w:color w:val="1E1A3B"/>
                 <w:sz w:val="18"/>
               </w:rPr>
-              <w:t>25</w:t>
+              <w:t>25%</w:t>
             </w:r>
           </w:p>
         </w:tc>
@@ -1524,7 +1524,7 @@
                 <w:color w:val="1E1A3B"/>
                 <w:sz w:val="18"/>
               </w:rPr>
-              <w:t>25</w:t>
+              <w:t>25%</w:t>
             </w:r>
           </w:p>
         </w:tc>
@@ -1583,7 +1583,7 @@
                 <w:color w:val="1E1A3B"/>
                 <w:sz w:val="18"/>
               </w:rPr>
-              <w:t>25</w:t>
+              <w:t>25%</w:t>
             </w:r>
           </w:p>
         </w:tc>
@@ -1645,7 +1645,267 @@
                 <w:color w:val="1E1A3B"/>
                 <w:sz w:val="18"/>
               </w:rPr>
-              <w:t>25</w:t>
+              <w:t>25%</w:t>
+            </w:r>
+          </w:p>
+        </w:tc>
+      </w:tr>
+    </w:tbl>
+    <w:p>
+      <w:r>
+        <w:t>Har bir bo'lim ulushiga ko'ra bajarilgan qism hisoblanadi va fan dasturiga muvofiq 0–2 ballga o'tkaziladi:</w:t>
+      </w:r>
+    </w:p>
+    <w:tbl>
+      <w:tblPr>
+        <w:tblStyle w:val="TableGrid"/>
+        <w:tblW w:type="auto" w:w="0"/>
+        <w:jc w:val="center"/>
+        <w:tblLook w:firstColumn="1" w:firstRow="1" w:lastColumn="0" w:lastRow="0" w:noHBand="0" w:noVBand="1" w:val="04A0"/>
+      </w:tblPr>
+      <w:tblGrid>
+        <w:gridCol w:w="3267"/>
+        <w:gridCol w:w="3267"/>
+        <w:gridCol w:w="3267"/>
+      </w:tblGrid>
+      <w:tr>
+        <w:tc>
+          <w:tcPr>
+            <w:tcW w:type="dxa" w:w="1701"/>
+            <w:vAlign w:val="center"/>
+            <w:shd w:fill="EAE8FD"/>
+          </w:tcPr>
+          <w:p>
+            <w:pPr>
+              <w:spacing w:after="40"/>
+            </w:pPr>
+            <w:r>
+              <w:rPr>
+                <w:b/>
+                <w:color w:val="1E1A3B"/>
+                <w:sz w:val="18"/>
+              </w:rPr>
+              <w:t>Ball</w:t>
+            </w:r>
+          </w:p>
+        </w:tc>
+        <w:tc>
+          <w:tcPr>
+            <w:tcW w:type="dxa" w:w="6009"/>
+            <w:vAlign w:val="center"/>
+            <w:shd w:fill="EAE8FD"/>
+          </w:tcPr>
+          <w:p>
+            <w:pPr>
+              <w:spacing w:after="40"/>
+            </w:pPr>
+            <w:r>
+              <w:rPr>
+                <w:b/>
+                <w:color w:val="1E1A3B"/>
+                <w:sz w:val="18"/>
+              </w:rPr>
+              <w:t>Daraja</w:t>
+            </w:r>
+          </w:p>
+        </w:tc>
+        <w:tc>
+          <w:tcPr>
+            <w:tcW w:type="dxa" w:w="1247"/>
+            <w:vAlign w:val="center"/>
+            <w:shd w:fill="EAE8FD"/>
+          </w:tcPr>
+          <w:p>
+            <w:pPr>
+              <w:spacing w:after="40"/>
+            </w:pPr>
+            <w:r>
+              <w:rPr>
+                <w:b/>
+                <w:color w:val="1E1A3B"/>
+                <w:sz w:val="18"/>
+              </w:rPr>
+              <w:t>Talab</w:t>
+            </w:r>
+          </w:p>
+        </w:tc>
+      </w:tr>
+      <w:tr>
+        <w:tc>
+          <w:tcPr>
+            <w:tcW w:type="dxa" w:w="1701"/>
+            <w:vAlign w:val="center"/>
+          </w:tcPr>
+          <w:p>
+            <w:pPr>
+              <w:spacing w:after="40"/>
+            </w:pPr>
+            <w:r>
+              <w:rPr>
+                <w:b w:val="0"/>
+                <w:color w:val="1E1A3B"/>
+                <w:sz w:val="18"/>
+              </w:rPr>
+              <w:t>2</w:t>
+            </w:r>
+          </w:p>
+        </w:tc>
+        <w:tc>
+          <w:tcPr>
+            <w:tcW w:type="dxa" w:w="6009"/>
+            <w:vAlign w:val="center"/>
+          </w:tcPr>
+          <w:p>
+            <w:pPr>
+              <w:spacing w:after="40"/>
+            </w:pPr>
+            <w:r>
+              <w:rPr>
+                <w:b w:val="0"/>
+                <w:color w:val="1E1A3B"/>
+                <w:sz w:val="18"/>
+              </w:rPr>
+              <w:t>A'lo</w:t>
+            </w:r>
+          </w:p>
+        </w:tc>
+        <w:tc>
+          <w:tcPr>
+            <w:tcW w:type="dxa" w:w="1247"/>
+            <w:vAlign w:val="center"/>
+          </w:tcPr>
+          <w:p>
+            <w:pPr>
+              <w:spacing w:after="40"/>
+            </w:pPr>
+            <w:r>
+              <w:rPr>
+                <w:b w:val="0"/>
+                <w:color w:val="1E1A3B"/>
+                <w:sz w:val="18"/>
+              </w:rPr>
+              <w:t>Bajarilgan ulush 85% va undan yuqori: barcha bo'limlar dalillar bilan, nazorat savollariga javob berilgan</w:t>
+            </w:r>
+          </w:p>
+        </w:tc>
+      </w:tr>
+      <w:tr>
+        <w:tc>
+          <w:tcPr>
+            <w:tcW w:type="dxa" w:w="1701"/>
+            <w:vAlign w:val="center"/>
+            <w:shd w:fill="F7F7FA"/>
+          </w:tcPr>
+          <w:p>
+            <w:pPr>
+              <w:spacing w:after="40"/>
+            </w:pPr>
+            <w:r>
+              <w:rPr>
+                <w:b w:val="0"/>
+                <w:color w:val="1E1A3B"/>
+                <w:sz w:val="18"/>
+              </w:rPr>
+              <w:t>1</w:t>
+            </w:r>
+          </w:p>
+        </w:tc>
+        <w:tc>
+          <w:tcPr>
+            <w:tcW w:type="dxa" w:w="6009"/>
+            <w:vAlign w:val="center"/>
+            <w:shd w:fill="F7F7FA"/>
+          </w:tcPr>
+          <w:p>
+            <w:pPr>
+              <w:spacing w:after="40"/>
+            </w:pPr>
+            <w:r>
+              <w:rPr>
+                <w:b w:val="0"/>
+                <w:color w:val="1E1A3B"/>
+                <w:sz w:val="18"/>
+              </w:rPr>
+              <w:t>Qoniqarli</w:t>
+            </w:r>
+          </w:p>
+        </w:tc>
+        <w:tc>
+          <w:tcPr>
+            <w:tcW w:type="dxa" w:w="1247"/>
+            <w:vAlign w:val="center"/>
+            <w:shd w:fill="F7F7FA"/>
+          </w:tcPr>
+          <w:p>
+            <w:pPr>
+              <w:spacing w:after="40"/>
+            </w:pPr>
+            <w:r>
+              <w:rPr>
+                <w:b w:val="0"/>
+                <w:color w:val="1E1A3B"/>
+                <w:sz w:val="18"/>
+              </w:rPr>
+              <w:t>Bajarilgan ulush 50–84%: bo'limlarning bir qismi bajarilgan yoki tahlil yuzaki</w:t>
+            </w:r>
+          </w:p>
+        </w:tc>
+      </w:tr>
+      <w:tr>
+        <w:tc>
+          <w:tcPr>
+            <w:tcW w:type="dxa" w:w="1701"/>
+            <w:vAlign w:val="center"/>
+          </w:tcPr>
+          <w:p>
+            <w:pPr>
+              <w:spacing w:after="40"/>
+            </w:pPr>
+            <w:r>
+              <w:rPr>
+                <w:b w:val="0"/>
+                <w:color w:val="1E1A3B"/>
+                <w:sz w:val="18"/>
+              </w:rPr>
+              <w:t>0</w:t>
+            </w:r>
+          </w:p>
+        </w:tc>
+        <w:tc>
+          <w:tcPr>
+            <w:tcW w:type="dxa" w:w="6009"/>
+            <w:vAlign w:val="center"/>
+          </w:tcPr>
+          <w:p>
+            <w:pPr>
+              <w:spacing w:after="40"/>
+            </w:pPr>
+            <w:r>
+              <w:rPr>
+                <w:b w:val="0"/>
+                <w:color w:val="1E1A3B"/>
+                <w:sz w:val="18"/>
+              </w:rPr>
+              <w:t>Qoniqarsiz</w:t>
+            </w:r>
+          </w:p>
+        </w:tc>
+        <w:tc>
+          <w:tcPr>
+            <w:tcW w:type="dxa" w:w="1247"/>
+            <w:vAlign w:val="center"/>
+          </w:tcPr>
+          <w:p>
+            <w:pPr>
+              <w:spacing w:after="40"/>
+            </w:pPr>
+            <w:r>
+              <w:rPr>
+                <w:b w:val="0"/>
+                <w:color w:val="1E1A3B"/>
+                <w:sz w:val="18"/>
+              </w:rPr>
+              <w:t>Bajarilgan ulush 50% dan kam yoki hisobot topshirilmagan</w:t>
             </w:r>
           </w:p>
         </w:tc>
